--- a/GEOMETRI/Laporan/Laporan_Tugas_Besar_Grafika_Komputer.docx
+++ b/GEOMETRI/Laporan/Laporan_Tugas_Besar_Grafika_Komputer.docx
@@ -3764,7 +3764,7 @@
     </w:p>
     <w:tbl>
       <w:tblPr>
-        <w:tblW w:w="9360" w:type="dxa"/>
+        <w:tblW w:w="9447" w:type="dxa"/>
         <w:tblBorders>
           <w:top w:val="single" w:sz="4" w:space="0" w:color="auto"/>
           <w:left w:val="single" w:sz="4" w:space="0" w:color="auto"/>
@@ -3783,15 +3783,9 @@
         <w:gridCol w:w="1600"/>
         <w:gridCol w:w="4400"/>
         <w:gridCol w:w="2000"/>
-        <w:gridCol w:w="1360"/>
+        <w:gridCol w:w="1447"/>
       </w:tblGrid>
       <w:tr>
-        <w:tblPrEx>
-          <w:tblCellMar>
-            <w:top w:w="0" w:type="dxa"/>
-            <w:bottom w:w="0" w:type="dxa"/>
-          </w:tblCellMar>
-        </w:tblPrEx>
         <w:tc>
           <w:tcPr>
             <w:tcW w:w="1600" w:type="dxa"/>
@@ -3914,7 +3908,7 @@
         </w:tc>
         <w:tc>
           <w:tcPr>
-            <w:tcW w:w="1360" w:type="dxa"/>
+            <w:tcW w:w="1447" w:type="dxa"/>
             <w:tcBorders>
               <w:top w:val="single" w:sz="2" w:space="0" w:color="999999"/>
               <w:left w:val="single" w:sz="2" w:space="0" w:color="999999"/>
@@ -3957,12 +3951,6 @@
         </w:tc>
       </w:tr>
       <w:tr>
-        <w:tblPrEx>
-          <w:tblCellMar>
-            <w:top w:w="0" w:type="dxa"/>
-            <w:bottom w:w="0" w:type="dxa"/>
-          </w:tblCellMar>
-        </w:tblPrEx>
         <w:tc>
           <w:tcPr>
             <w:tcW w:w="1600" w:type="dxa"/>
@@ -4109,7 +4097,7 @@
         </w:tc>
         <w:tc>
           <w:tcPr>
-            <w:tcW w:w="1360" w:type="dxa"/>
+            <w:tcW w:w="1447" w:type="dxa"/>
             <w:tcBorders>
               <w:top w:val="single" w:sz="2" w:space="0" w:color="999999"/>
               <w:left w:val="single" w:sz="2" w:space="0" w:color="999999"/>
@@ -4135,12 +4123,6 @@
         </w:tc>
       </w:tr>
       <w:tr>
-        <w:tblPrEx>
-          <w:tblCellMar>
-            <w:top w:w="0" w:type="dxa"/>
-            <w:bottom w:w="0" w:type="dxa"/>
-          </w:tblCellMar>
-        </w:tblPrEx>
         <w:tc>
           <w:tcPr>
             <w:tcW w:w="1600" w:type="dxa"/>
@@ -4287,7 +4269,7 @@
         </w:tc>
         <w:tc>
           <w:tcPr>
-            <w:tcW w:w="1360" w:type="dxa"/>
+            <w:tcW w:w="1447" w:type="dxa"/>
             <w:tcBorders>
               <w:top w:val="single" w:sz="2" w:space="0" w:color="999999"/>
               <w:left w:val="single" w:sz="2" w:space="0" w:color="999999"/>
@@ -4313,12 +4295,6 @@
         </w:tc>
       </w:tr>
       <w:tr>
-        <w:tblPrEx>
-          <w:tblCellMar>
-            <w:top w:w="0" w:type="dxa"/>
-            <w:bottom w:w="0" w:type="dxa"/>
-          </w:tblCellMar>
-        </w:tblPrEx>
         <w:tc>
           <w:tcPr>
             <w:tcW w:w="1600" w:type="dxa"/>
@@ -4431,7 +4407,7 @@
         </w:tc>
         <w:tc>
           <w:tcPr>
-            <w:tcW w:w="1360" w:type="dxa"/>
+            <w:tcW w:w="1447" w:type="dxa"/>
             <w:tcBorders>
               <w:top w:val="single" w:sz="2" w:space="0" w:color="999999"/>
               <w:left w:val="single" w:sz="2" w:space="0" w:color="999999"/>
@@ -4457,12 +4433,6 @@
         </w:tc>
       </w:tr>
       <w:tr>
-        <w:tblPrEx>
-          <w:tblCellMar>
-            <w:top w:w="0" w:type="dxa"/>
-            <w:bottom w:w="0" w:type="dxa"/>
-          </w:tblCellMar>
-        </w:tblPrEx>
         <w:tc>
           <w:tcPr>
             <w:tcW w:w="1600" w:type="dxa"/>
@@ -4625,7 +4595,7 @@
         </w:tc>
         <w:tc>
           <w:tcPr>
-            <w:tcW w:w="1360" w:type="dxa"/>
+            <w:tcW w:w="1447" w:type="dxa"/>
             <w:tcBorders>
               <w:top w:val="single" w:sz="2" w:space="0" w:color="999999"/>
               <w:left w:val="single" w:sz="2" w:space="0" w:color="999999"/>
@@ -5182,12 +5152,6 @@
         <w:gridCol w:w="6360"/>
       </w:tblGrid>
       <w:tr>
-        <w:tblPrEx>
-          <w:tblCellMar>
-            <w:top w:w="0" w:type="dxa"/>
-            <w:bottom w:w="0" w:type="dxa"/>
-          </w:tblCellMar>
-        </w:tblPrEx>
         <w:tc>
           <w:tcPr>
             <w:tcW w:w="3000" w:type="dxa"/>
@@ -5258,12 +5222,6 @@
         </w:tc>
       </w:tr>
       <w:tr>
-        <w:tblPrEx>
-          <w:tblCellMar>
-            <w:top w:w="0" w:type="dxa"/>
-            <w:bottom w:w="0" w:type="dxa"/>
-          </w:tblCellMar>
-        </w:tblPrEx>
         <w:tc>
           <w:tcPr>
             <w:tcW w:w="3000" w:type="dxa"/>
@@ -5359,12 +5317,6 @@
         </w:tc>
       </w:tr>
       <w:tr>
-        <w:tblPrEx>
-          <w:tblCellMar>
-            <w:top w:w="0" w:type="dxa"/>
-            <w:bottom w:w="0" w:type="dxa"/>
-          </w:tblCellMar>
-        </w:tblPrEx>
         <w:tc>
           <w:tcPr>
             <w:tcW w:w="3000" w:type="dxa"/>
@@ -5437,12 +5389,6 @@
         </w:tc>
       </w:tr>
       <w:tr>
-        <w:tblPrEx>
-          <w:tblCellMar>
-            <w:top w:w="0" w:type="dxa"/>
-            <w:bottom w:w="0" w:type="dxa"/>
-          </w:tblCellMar>
-        </w:tblPrEx>
         <w:tc>
           <w:tcPr>
             <w:tcW w:w="3000" w:type="dxa"/>
@@ -5506,12 +5452,6 @@
         </w:tc>
       </w:tr>
       <w:tr>
-        <w:tblPrEx>
-          <w:tblCellMar>
-            <w:top w:w="0" w:type="dxa"/>
-            <w:bottom w:w="0" w:type="dxa"/>
-          </w:tblCellMar>
-        </w:tblPrEx>
         <w:tc>
           <w:tcPr>
             <w:tcW w:w="3000" w:type="dxa"/>
@@ -5650,12 +5590,6 @@
         </w:tc>
       </w:tr>
       <w:tr>
-        <w:tblPrEx>
-          <w:tblCellMar>
-            <w:top w:w="0" w:type="dxa"/>
-            <w:bottom w:w="0" w:type="dxa"/>
-          </w:tblCellMar>
-        </w:tblPrEx>
         <w:tc>
           <w:tcPr>
             <w:tcW w:w="3000" w:type="dxa"/>
@@ -8678,12 +8612,6 @@
         <w:gridCol w:w="3300"/>
       </w:tblGrid>
       <w:tr>
-        <w:tblPrEx>
-          <w:tblCellMar>
-            <w:top w:w="0" w:type="dxa"/>
-            <w:bottom w:w="0" w:type="dxa"/>
-          </w:tblCellMar>
-        </w:tblPrEx>
         <w:tc>
           <w:tcPr>
             <w:tcW w:w="2000" w:type="dxa"/>
@@ -8815,12 +8743,6 @@
         </w:tc>
       </w:tr>
       <w:tr>
-        <w:tblPrEx>
-          <w:tblCellMar>
-            <w:top w:w="0" w:type="dxa"/>
-            <w:bottom w:w="0" w:type="dxa"/>
-          </w:tblCellMar>
-        </w:tblPrEx>
         <w:tc>
           <w:tcPr>
             <w:tcW w:w="2000" w:type="dxa"/>
@@ -8934,12 +8856,6 @@
         </w:tc>
       </w:tr>
       <w:tr>
-        <w:tblPrEx>
-          <w:tblCellMar>
-            <w:top w:w="0" w:type="dxa"/>
-            <w:bottom w:w="0" w:type="dxa"/>
-          </w:tblCellMar>
-        </w:tblPrEx>
         <w:tc>
           <w:tcPr>
             <w:tcW w:w="2000" w:type="dxa"/>
@@ -9047,12 +8963,6 @@
         </w:tc>
       </w:tr>
       <w:tr>
-        <w:tblPrEx>
-          <w:tblCellMar>
-            <w:top w:w="0" w:type="dxa"/>
-            <w:bottom w:w="0" w:type="dxa"/>
-          </w:tblCellMar>
-        </w:tblPrEx>
         <w:tc>
           <w:tcPr>
             <w:tcW w:w="2000" w:type="dxa"/>
@@ -9190,12 +9100,6 @@
         </w:tc>
       </w:tr>
       <w:tr>
-        <w:tblPrEx>
-          <w:tblCellMar>
-            <w:top w:w="0" w:type="dxa"/>
-            <w:bottom w:w="0" w:type="dxa"/>
-          </w:tblCellMar>
-        </w:tblPrEx>
         <w:tc>
           <w:tcPr>
             <w:tcW w:w="2000" w:type="dxa"/>
@@ -9399,12 +9303,6 @@
         <w:gridCol w:w="7160"/>
       </w:tblGrid>
       <w:tr>
-        <w:tblPrEx>
-          <w:tblCellMar>
-            <w:top w:w="0" w:type="dxa"/>
-            <w:bottom w:w="0" w:type="dxa"/>
-          </w:tblCellMar>
-        </w:tblPrEx>
         <w:tc>
           <w:tcPr>
             <w:tcW w:w="2000" w:type="dxa"/>
@@ -9475,12 +9373,6 @@
         </w:tc>
       </w:tr>
       <w:tr>
-        <w:tblPrEx>
-          <w:tblCellMar>
-            <w:top w:w="0" w:type="dxa"/>
-            <w:bottom w:w="0" w:type="dxa"/>
-          </w:tblCellMar>
-        </w:tblPrEx>
         <w:tc>
           <w:tcPr>
             <w:tcW w:w="2000" w:type="dxa"/>
@@ -9592,12 +9484,6 @@
         </w:tc>
       </w:tr>
       <w:tr>
-        <w:tblPrEx>
-          <w:tblCellMar>
-            <w:top w:w="0" w:type="dxa"/>
-            <w:bottom w:w="0" w:type="dxa"/>
-          </w:tblCellMar>
-        </w:tblPrEx>
         <w:tc>
           <w:tcPr>
             <w:tcW w:w="2000" w:type="dxa"/>
@@ -9658,12 +9544,6 @@
         </w:tc>
       </w:tr>
       <w:tr>
-        <w:tblPrEx>
-          <w:tblCellMar>
-            <w:top w:w="0" w:type="dxa"/>
-            <w:bottom w:w="0" w:type="dxa"/>
-          </w:tblCellMar>
-        </w:tblPrEx>
         <w:tc>
           <w:tcPr>
             <w:tcW w:w="2000" w:type="dxa"/>
@@ -9724,12 +9604,6 @@
         </w:tc>
       </w:tr>
       <w:tr>
-        <w:tblPrEx>
-          <w:tblCellMar>
-            <w:top w:w="0" w:type="dxa"/>
-            <w:bottom w:w="0" w:type="dxa"/>
-          </w:tblCellMar>
-        </w:tblPrEx>
         <w:tc>
           <w:tcPr>
             <w:tcW w:w="2000" w:type="dxa"/>
@@ -9790,12 +9664,6 @@
         </w:tc>
       </w:tr>
       <w:tr>
-        <w:tblPrEx>
-          <w:tblCellMar>
-            <w:top w:w="0" w:type="dxa"/>
-            <w:bottom w:w="0" w:type="dxa"/>
-          </w:tblCellMar>
-        </w:tblPrEx>
         <w:tc>
           <w:tcPr>
             <w:tcW w:w="2000" w:type="dxa"/>
@@ -9884,12 +9752,6 @@
         </w:tc>
       </w:tr>
       <w:tr>
-        <w:tblPrEx>
-          <w:tblCellMar>
-            <w:top w:w="0" w:type="dxa"/>
-            <w:bottom w:w="0" w:type="dxa"/>
-          </w:tblCellMar>
-        </w:tblPrEx>
         <w:tc>
           <w:tcPr>
             <w:tcW w:w="2000" w:type="dxa"/>
@@ -10049,12 +9911,6 @@
         </w:tc>
       </w:tr>
       <w:tr>
-        <w:tblPrEx>
-          <w:tblCellMar>
-            <w:top w:w="0" w:type="dxa"/>
-            <w:bottom w:w="0" w:type="dxa"/>
-          </w:tblCellMar>
-        </w:tblPrEx>
         <w:tc>
           <w:tcPr>
             <w:tcW w:w="2000" w:type="dxa"/>
@@ -10115,12 +9971,6 @@
         </w:tc>
       </w:tr>
       <w:tr>
-        <w:tblPrEx>
-          <w:tblCellMar>
-            <w:top w:w="0" w:type="dxa"/>
-            <w:bottom w:w="0" w:type="dxa"/>
-          </w:tblCellMar>
-        </w:tblPrEx>
         <w:tc>
           <w:tcPr>
             <w:tcW w:w="2000" w:type="dxa"/>
@@ -10200,12 +10050,6 @@
         </w:tc>
       </w:tr>
       <w:tr>
-        <w:tblPrEx>
-          <w:tblCellMar>
-            <w:top w:w="0" w:type="dxa"/>
-            <w:bottom w:w="0" w:type="dxa"/>
-          </w:tblCellMar>
-        </w:tblPrEx>
         <w:tc>
           <w:tcPr>
             <w:tcW w:w="2000" w:type="dxa"/>
@@ -10266,12 +10110,6 @@
         </w:tc>
       </w:tr>
       <w:tr>
-        <w:tblPrEx>
-          <w:tblCellMar>
-            <w:top w:w="0" w:type="dxa"/>
-            <w:bottom w:w="0" w:type="dxa"/>
-          </w:tblCellMar>
-        </w:tblPrEx>
         <w:tc>
           <w:tcPr>
             <w:tcW w:w="2000" w:type="dxa"/>
@@ -10332,12 +10170,6 @@
         </w:tc>
       </w:tr>
       <w:tr>
-        <w:tblPrEx>
-          <w:tblCellMar>
-            <w:top w:w="0" w:type="dxa"/>
-            <w:bottom w:w="0" w:type="dxa"/>
-          </w:tblCellMar>
-        </w:tblPrEx>
         <w:tc>
           <w:tcPr>
             <w:tcW w:w="2000" w:type="dxa"/>
@@ -10800,12 +10632,6 @@
         <w:gridCol w:w="2360"/>
       </w:tblGrid>
       <w:tr>
-        <w:tblPrEx>
-          <w:tblCellMar>
-            <w:top w:w="0" w:type="dxa"/>
-            <w:bottom w:w="0" w:type="dxa"/>
-          </w:tblCellMar>
-        </w:tblPrEx>
         <w:tc>
           <w:tcPr>
             <w:tcW w:w="2000" w:type="dxa"/>
@@ -11000,12 +10826,6 @@
         </w:tc>
       </w:tr>
       <w:tr>
-        <w:tblPrEx>
-          <w:tblCellMar>
-            <w:top w:w="0" w:type="dxa"/>
-            <w:bottom w:w="0" w:type="dxa"/>
-          </w:tblCellMar>
-        </w:tblPrEx>
         <w:tc>
           <w:tcPr>
             <w:tcW w:w="2000" w:type="dxa"/>
@@ -11130,12 +10950,6 @@
         </w:tc>
       </w:tr>
       <w:tr>
-        <w:tblPrEx>
-          <w:tblCellMar>
-            <w:top w:w="0" w:type="dxa"/>
-            <w:bottom w:w="0" w:type="dxa"/>
-          </w:tblCellMar>
-        </w:tblPrEx>
         <w:tc>
           <w:tcPr>
             <w:tcW w:w="2000" w:type="dxa"/>
@@ -11253,12 +11067,6 @@
         </w:tc>
       </w:tr>
       <w:tr>
-        <w:tblPrEx>
-          <w:tblCellMar>
-            <w:top w:w="0" w:type="dxa"/>
-            <w:bottom w:w="0" w:type="dxa"/>
-          </w:tblCellMar>
-        </w:tblPrEx>
         <w:tc>
           <w:tcPr>
             <w:tcW w:w="2000" w:type="dxa"/>
@@ -11374,12 +11182,6 @@
         </w:tc>
       </w:tr>
       <w:tr>
-        <w:tblPrEx>
-          <w:tblCellMar>
-            <w:top w:w="0" w:type="dxa"/>
-            <w:bottom w:w="0" w:type="dxa"/>
-          </w:tblCellMar>
-        </w:tblPrEx>
         <w:tc>
           <w:tcPr>
             <w:tcW w:w="2000" w:type="dxa"/>
@@ -11681,12 +11483,6 @@
         <w:gridCol w:w="2360"/>
       </w:tblGrid>
       <w:tr>
-        <w:tblPrEx>
-          <w:tblCellMar>
-            <w:top w:w="0" w:type="dxa"/>
-            <w:bottom w:w="0" w:type="dxa"/>
-          </w:tblCellMar>
-        </w:tblPrEx>
         <w:tc>
           <w:tcPr>
             <w:tcW w:w="2000" w:type="dxa"/>
@@ -11881,12 +11677,6 @@
         </w:tc>
       </w:tr>
       <w:tr>
-        <w:tblPrEx>
-          <w:tblCellMar>
-            <w:top w:w="0" w:type="dxa"/>
-            <w:bottom w:w="0" w:type="dxa"/>
-          </w:tblCellMar>
-        </w:tblPrEx>
         <w:tc>
           <w:tcPr>
             <w:tcW w:w="2000" w:type="dxa"/>
@@ -12011,12 +11801,6 @@
         </w:tc>
       </w:tr>
       <w:tr>
-        <w:tblPrEx>
-          <w:tblCellMar>
-            <w:top w:w="0" w:type="dxa"/>
-            <w:bottom w:w="0" w:type="dxa"/>
-          </w:tblCellMar>
-        </w:tblPrEx>
         <w:tc>
           <w:tcPr>
             <w:tcW w:w="2000" w:type="dxa"/>
@@ -12134,12 +11918,6 @@
         </w:tc>
       </w:tr>
       <w:tr>
-        <w:tblPrEx>
-          <w:tblCellMar>
-            <w:top w:w="0" w:type="dxa"/>
-            <w:bottom w:w="0" w:type="dxa"/>
-          </w:tblCellMar>
-        </w:tblPrEx>
         <w:tc>
           <w:tcPr>
             <w:tcW w:w="2000" w:type="dxa"/>
@@ -12273,12 +12051,6 @@
         </w:tc>
       </w:tr>
       <w:tr>
-        <w:tblPrEx>
-          <w:tblCellMar>
-            <w:top w:w="0" w:type="dxa"/>
-            <w:bottom w:w="0" w:type="dxa"/>
-          </w:tblCellMar>
-        </w:tblPrEx>
         <w:tc>
           <w:tcPr>
             <w:tcW w:w="2000" w:type="dxa"/>
@@ -12588,12 +12360,6 @@
         <w:gridCol w:w="2160"/>
       </w:tblGrid>
       <w:tr>
-        <w:tblPrEx>
-          <w:tblCellMar>
-            <w:top w:w="0" w:type="dxa"/>
-            <w:bottom w:w="0" w:type="dxa"/>
-          </w:tblCellMar>
-        </w:tblPrEx>
         <w:tc>
           <w:tcPr>
             <w:tcW w:w="1800" w:type="dxa"/>
@@ -12788,12 +12554,6 @@
         </w:tc>
       </w:tr>
       <w:tr>
-        <w:tblPrEx>
-          <w:tblCellMar>
-            <w:top w:w="0" w:type="dxa"/>
-            <w:bottom w:w="0" w:type="dxa"/>
-          </w:tblCellMar>
-        </w:tblPrEx>
         <w:tc>
           <w:tcPr>
             <w:tcW w:w="1800" w:type="dxa"/>
@@ -12934,12 +12694,6 @@
         </w:tc>
       </w:tr>
       <w:tr>
-        <w:tblPrEx>
-          <w:tblCellMar>
-            <w:top w:w="0" w:type="dxa"/>
-            <w:bottom w:w="0" w:type="dxa"/>
-          </w:tblCellMar>
-        </w:tblPrEx>
         <w:tc>
           <w:tcPr>
             <w:tcW w:w="1800" w:type="dxa"/>
@@ -13057,12 +12811,6 @@
         </w:tc>
       </w:tr>
       <w:tr>
-        <w:tblPrEx>
-          <w:tblCellMar>
-            <w:top w:w="0" w:type="dxa"/>
-            <w:bottom w:w="0" w:type="dxa"/>
-          </w:tblCellMar>
-        </w:tblPrEx>
         <w:tc>
           <w:tcPr>
             <w:tcW w:w="1800" w:type="dxa"/>
@@ -13212,12 +12960,6 @@
         </w:tc>
       </w:tr>
       <w:tr>
-        <w:tblPrEx>
-          <w:tblCellMar>
-            <w:top w:w="0" w:type="dxa"/>
-            <w:bottom w:w="0" w:type="dxa"/>
-          </w:tblCellMar>
-        </w:tblPrEx>
         <w:tc>
           <w:tcPr>
             <w:tcW w:w="1800" w:type="dxa"/>
@@ -13797,12 +13539,6 @@
         <w:gridCol w:w="2360"/>
       </w:tblGrid>
       <w:tr>
-        <w:tblPrEx>
-          <w:tblCellMar>
-            <w:top w:w="0" w:type="dxa"/>
-            <w:bottom w:w="0" w:type="dxa"/>
-          </w:tblCellMar>
-        </w:tblPrEx>
         <w:tc>
           <w:tcPr>
             <w:tcW w:w="2000" w:type="dxa"/>
@@ -14006,12 +13742,6 @@
         </w:tc>
       </w:tr>
       <w:tr>
-        <w:tblPrEx>
-          <w:tblCellMar>
-            <w:top w:w="0" w:type="dxa"/>
-            <w:bottom w:w="0" w:type="dxa"/>
-          </w:tblCellMar>
-        </w:tblPrEx>
         <w:tc>
           <w:tcPr>
             <w:tcW w:w="2000" w:type="dxa"/>
@@ -14136,12 +13866,6 @@
         </w:tc>
       </w:tr>
       <w:tr>
-        <w:tblPrEx>
-          <w:tblCellMar>
-            <w:top w:w="0" w:type="dxa"/>
-            <w:bottom w:w="0" w:type="dxa"/>
-          </w:tblCellMar>
-        </w:tblPrEx>
         <w:tc>
           <w:tcPr>
             <w:tcW w:w="2000" w:type="dxa"/>
@@ -14259,12 +13983,6 @@
         </w:tc>
       </w:tr>
       <w:tr>
-        <w:tblPrEx>
-          <w:tblCellMar>
-            <w:top w:w="0" w:type="dxa"/>
-            <w:bottom w:w="0" w:type="dxa"/>
-          </w:tblCellMar>
-        </w:tblPrEx>
         <w:tc>
           <w:tcPr>
             <w:tcW w:w="2000" w:type="dxa"/>
@@ -14386,12 +14104,6 @@
         </w:tc>
       </w:tr>
       <w:tr>
-        <w:tblPrEx>
-          <w:tblCellMar>
-            <w:top w:w="0" w:type="dxa"/>
-            <w:bottom w:w="0" w:type="dxa"/>
-          </w:tblCellMar>
-        </w:tblPrEx>
         <w:tc>
           <w:tcPr>
             <w:tcW w:w="2000" w:type="dxa"/>
@@ -15021,12 +14733,6 @@
         <w:gridCol w:w="1760"/>
       </w:tblGrid>
       <w:tr>
-        <w:tblPrEx>
-          <w:tblCellMar>
-            <w:top w:w="0" w:type="dxa"/>
-            <w:bottom w:w="0" w:type="dxa"/>
-          </w:tblCellMar>
-        </w:tblPrEx>
         <w:tc>
           <w:tcPr>
             <w:tcW w:w="2400" w:type="dxa"/>
@@ -15197,12 +14903,6 @@
         </w:tc>
       </w:tr>
       <w:tr>
-        <w:tblPrEx>
-          <w:tblCellMar>
-            <w:top w:w="0" w:type="dxa"/>
-            <w:bottom w:w="0" w:type="dxa"/>
-          </w:tblCellMar>
-        </w:tblPrEx>
         <w:tc>
           <w:tcPr>
             <w:tcW w:w="2400" w:type="dxa"/>
@@ -15359,12 +15059,6 @@
         </w:tc>
       </w:tr>
       <w:tr>
-        <w:tblPrEx>
-          <w:tblCellMar>
-            <w:top w:w="0" w:type="dxa"/>
-            <w:bottom w:w="0" w:type="dxa"/>
-          </w:tblCellMar>
-        </w:tblPrEx>
         <w:tc>
           <w:tcPr>
             <w:tcW w:w="2400" w:type="dxa"/>
@@ -16738,12 +16432,6 @@
         <w:gridCol w:w="2360"/>
       </w:tblGrid>
       <w:tr>
-        <w:tblPrEx>
-          <w:tblCellMar>
-            <w:top w:w="0" w:type="dxa"/>
-            <w:bottom w:w="0" w:type="dxa"/>
-          </w:tblCellMar>
-        </w:tblPrEx>
         <w:tc>
           <w:tcPr>
             <w:tcW w:w="2000" w:type="dxa"/>
@@ -16938,12 +16626,6 @@
         </w:tc>
       </w:tr>
       <w:tr>
-        <w:tblPrEx>
-          <w:tblCellMar>
-            <w:top w:w="0" w:type="dxa"/>
-            <w:bottom w:w="0" w:type="dxa"/>
-          </w:tblCellMar>
-        </w:tblPrEx>
         <w:tc>
           <w:tcPr>
             <w:tcW w:w="2000" w:type="dxa"/>
@@ -17068,12 +16750,6 @@
         </w:tc>
       </w:tr>
       <w:tr>
-        <w:tblPrEx>
-          <w:tblCellMar>
-            <w:top w:w="0" w:type="dxa"/>
-            <w:bottom w:w="0" w:type="dxa"/>
-          </w:tblCellMar>
-        </w:tblPrEx>
         <w:tc>
           <w:tcPr>
             <w:tcW w:w="2000" w:type="dxa"/>
@@ -17191,12 +16867,6 @@
         </w:tc>
       </w:tr>
       <w:tr>
-        <w:tblPrEx>
-          <w:tblCellMar>
-            <w:top w:w="0" w:type="dxa"/>
-            <w:bottom w:w="0" w:type="dxa"/>
-          </w:tblCellMar>
-        </w:tblPrEx>
         <w:tc>
           <w:tcPr>
             <w:tcW w:w="2000" w:type="dxa"/>
@@ -17312,12 +16982,6 @@
         </w:tc>
       </w:tr>
       <w:tr>
-        <w:tblPrEx>
-          <w:tblCellMar>
-            <w:top w:w="0" w:type="dxa"/>
-            <w:bottom w:w="0" w:type="dxa"/>
-          </w:tblCellMar>
-        </w:tblPrEx>
         <w:tc>
           <w:tcPr>
             <w:tcW w:w="2000" w:type="dxa"/>
@@ -17519,12 +17183,6 @@
         <w:gridCol w:w="2360"/>
       </w:tblGrid>
       <w:tr>
-        <w:tblPrEx>
-          <w:tblCellMar>
-            <w:top w:w="0" w:type="dxa"/>
-            <w:bottom w:w="0" w:type="dxa"/>
-          </w:tblCellMar>
-        </w:tblPrEx>
         <w:tc>
           <w:tcPr>
             <w:tcW w:w="2000" w:type="dxa"/>
@@ -17720,12 +17378,6 @@
         </w:tc>
       </w:tr>
       <w:tr>
-        <w:tblPrEx>
-          <w:tblCellMar>
-            <w:top w:w="0" w:type="dxa"/>
-            <w:bottom w:w="0" w:type="dxa"/>
-          </w:tblCellMar>
-        </w:tblPrEx>
         <w:tc>
           <w:tcPr>
             <w:tcW w:w="2000" w:type="dxa"/>
@@ -17850,12 +17502,6 @@
         </w:tc>
       </w:tr>
       <w:tr>
-        <w:tblPrEx>
-          <w:tblCellMar>
-            <w:top w:w="0" w:type="dxa"/>
-            <w:bottom w:w="0" w:type="dxa"/>
-          </w:tblCellMar>
-        </w:tblPrEx>
         <w:tc>
           <w:tcPr>
             <w:tcW w:w="2000" w:type="dxa"/>
@@ -17973,12 +17619,6 @@
         </w:tc>
       </w:tr>
       <w:tr>
-        <w:tblPrEx>
-          <w:tblCellMar>
-            <w:top w:w="0" w:type="dxa"/>
-            <w:bottom w:w="0" w:type="dxa"/>
-          </w:tblCellMar>
-        </w:tblPrEx>
         <w:tc>
           <w:tcPr>
             <w:tcW w:w="2000" w:type="dxa"/>
@@ -18112,12 +17752,6 @@
         </w:tc>
       </w:tr>
       <w:tr>
-        <w:tblPrEx>
-          <w:tblCellMar>
-            <w:top w:w="0" w:type="dxa"/>
-            <w:bottom w:w="0" w:type="dxa"/>
-          </w:tblCellMar>
-        </w:tblPrEx>
         <w:tc>
           <w:tcPr>
             <w:tcW w:w="2000" w:type="dxa"/>
@@ -18364,12 +17998,6 @@
         <w:gridCol w:w="2160"/>
       </w:tblGrid>
       <w:tr>
-        <w:tblPrEx>
-          <w:tblCellMar>
-            <w:top w:w="0" w:type="dxa"/>
-            <w:bottom w:w="0" w:type="dxa"/>
-          </w:tblCellMar>
-        </w:tblPrEx>
         <w:tc>
           <w:tcPr>
             <w:tcW w:w="1800" w:type="dxa"/>
@@ -18564,12 +18192,6 @@
         </w:tc>
       </w:tr>
       <w:tr>
-        <w:tblPrEx>
-          <w:tblCellMar>
-            <w:top w:w="0" w:type="dxa"/>
-            <w:bottom w:w="0" w:type="dxa"/>
-          </w:tblCellMar>
-        </w:tblPrEx>
         <w:tc>
           <w:tcPr>
             <w:tcW w:w="1800" w:type="dxa"/>
@@ -18710,12 +18332,6 @@
         </w:tc>
       </w:tr>
       <w:tr>
-        <w:tblPrEx>
-          <w:tblCellMar>
-            <w:top w:w="0" w:type="dxa"/>
-            <w:bottom w:w="0" w:type="dxa"/>
-          </w:tblCellMar>
-        </w:tblPrEx>
         <w:tc>
           <w:tcPr>
             <w:tcW w:w="1800" w:type="dxa"/>
@@ -18833,12 +18449,6 @@
         </w:tc>
       </w:tr>
       <w:tr>
-        <w:tblPrEx>
-          <w:tblCellMar>
-            <w:top w:w="0" w:type="dxa"/>
-            <w:bottom w:w="0" w:type="dxa"/>
-          </w:tblCellMar>
-        </w:tblPrEx>
         <w:tc>
           <w:tcPr>
             <w:tcW w:w="1800" w:type="dxa"/>
@@ -18972,12 +18582,6 @@
         </w:tc>
       </w:tr>
       <w:tr>
-        <w:tblPrEx>
-          <w:tblCellMar>
-            <w:top w:w="0" w:type="dxa"/>
-            <w:bottom w:w="0" w:type="dxa"/>
-          </w:tblCellMar>
-        </w:tblPrEx>
         <w:tc>
           <w:tcPr>
             <w:tcW w:w="1800" w:type="dxa"/>
@@ -19741,12 +19345,6 @@
         <w:gridCol w:w="2360"/>
       </w:tblGrid>
       <w:tr>
-        <w:tblPrEx>
-          <w:tblCellMar>
-            <w:top w:w="0" w:type="dxa"/>
-            <w:bottom w:w="0" w:type="dxa"/>
-          </w:tblCellMar>
-        </w:tblPrEx>
         <w:tc>
           <w:tcPr>
             <w:tcW w:w="2000" w:type="dxa"/>
@@ -19950,12 +19548,6 @@
         </w:tc>
       </w:tr>
       <w:tr>
-        <w:tblPrEx>
-          <w:tblCellMar>
-            <w:top w:w="0" w:type="dxa"/>
-            <w:bottom w:w="0" w:type="dxa"/>
-          </w:tblCellMar>
-        </w:tblPrEx>
         <w:tc>
           <w:tcPr>
             <w:tcW w:w="2000" w:type="dxa"/>
@@ -20080,12 +19672,6 @@
         </w:tc>
       </w:tr>
       <w:tr>
-        <w:tblPrEx>
-          <w:tblCellMar>
-            <w:top w:w="0" w:type="dxa"/>
-            <w:bottom w:w="0" w:type="dxa"/>
-          </w:tblCellMar>
-        </w:tblPrEx>
         <w:tc>
           <w:tcPr>
             <w:tcW w:w="2000" w:type="dxa"/>
@@ -20204,12 +19790,6 @@
         </w:tc>
       </w:tr>
       <w:tr>
-        <w:tblPrEx>
-          <w:tblCellMar>
-            <w:top w:w="0" w:type="dxa"/>
-            <w:bottom w:w="0" w:type="dxa"/>
-          </w:tblCellMar>
-        </w:tblPrEx>
         <w:tc>
           <w:tcPr>
             <w:tcW w:w="2000" w:type="dxa"/>
@@ -20325,12 +19905,6 @@
         </w:tc>
       </w:tr>
       <w:tr>
-        <w:tblPrEx>
-          <w:tblCellMar>
-            <w:top w:w="0" w:type="dxa"/>
-            <w:bottom w:w="0" w:type="dxa"/>
-          </w:tblCellMar>
-        </w:tblPrEx>
         <w:tc>
           <w:tcPr>
             <w:tcW w:w="2000" w:type="dxa"/>
@@ -20580,12 +20154,6 @@
         <w:gridCol w:w="2860"/>
       </w:tblGrid>
       <w:tr>
-        <w:tblPrEx>
-          <w:tblCellMar>
-            <w:top w:w="0" w:type="dxa"/>
-            <w:bottom w:w="0" w:type="dxa"/>
-          </w:tblCellMar>
-        </w:tblPrEx>
         <w:tc>
           <w:tcPr>
             <w:tcW w:w="1800" w:type="dxa"/>
@@ -20791,12 +20359,6 @@
         </w:tc>
       </w:tr>
       <w:tr>
-        <w:tblPrEx>
-          <w:tblCellMar>
-            <w:top w:w="0" w:type="dxa"/>
-            <w:bottom w:w="0" w:type="dxa"/>
-          </w:tblCellMar>
-        </w:tblPrEx>
         <w:tc>
           <w:tcPr>
             <w:tcW w:w="1800" w:type="dxa"/>
@@ -20920,12 +20482,6 @@
         </w:tc>
       </w:tr>
       <w:tr>
-        <w:tblPrEx>
-          <w:tblCellMar>
-            <w:top w:w="0" w:type="dxa"/>
-            <w:bottom w:w="0" w:type="dxa"/>
-          </w:tblCellMar>
-        </w:tblPrEx>
         <w:tc>
           <w:tcPr>
             <w:tcW w:w="1800" w:type="dxa"/>
@@ -21077,12 +20633,6 @@
         </w:tc>
       </w:tr>
       <w:tr>
-        <w:tblPrEx>
-          <w:tblCellMar>
-            <w:top w:w="0" w:type="dxa"/>
-            <w:bottom w:w="0" w:type="dxa"/>
-          </w:tblCellMar>
-        </w:tblPrEx>
         <w:tc>
           <w:tcPr>
             <w:tcW w:w="1800" w:type="dxa"/>
@@ -21213,12 +20763,6 @@
         </w:tc>
       </w:tr>
       <w:tr>
-        <w:tblPrEx>
-          <w:tblCellMar>
-            <w:top w:w="0" w:type="dxa"/>
-            <w:bottom w:w="0" w:type="dxa"/>
-          </w:tblCellMar>
-        </w:tblPrEx>
         <w:tc>
           <w:tcPr>
             <w:tcW w:w="1800" w:type="dxa"/>
@@ -21709,6 +21253,9 @@
       <w:pPr>
         <w:spacing w:after="160"/>
         <w:jc w:val="both"/>
+        <w:rPr>
+          <w:lang w:val="sv-SE"/>
+        </w:rPr>
       </w:pPr>
       <w:r>
         <w:t xml:space="preserve">[6] Foley JD, van Dam A, </w:t>
@@ -21719,7 +21266,13 @@
       </w:r>
       <w:proofErr w:type="spellEnd"/>
       <w:r>
-        <w:t xml:space="preserve"> SK, Hughes JF. Computer graphics: principles and practice. 3rd ed. Boston: Addison-Wesley; 2014.</w:t>
+        <w:t xml:space="preserve"> SK, Hughes JF. Computer graphics: principles and practice. </w:t>
+      </w:r>
+      <w:r>
+        <w:rPr>
+          <w:lang w:val="sv-SE"/>
+        </w:rPr>
+        <w:t>3rd ed. Boston: Addison-Wesley; 2014.</w:t>
       </w:r>
     </w:p>
     <w:p>
